--- a/文件/最近警局的相關.docx
+++ b/文件/最近警局的相關.docx
@@ -165,7 +165,21 @@
         <w:rPr>
           <w:rFonts w:hint="eastAsia"/>
         </w:rPr>
-        <w:t>不可誤刪或誤改相同郵遞區號但不同區域的資料</w:t>
+        <w:t>不可誤</w:t>
+      </w:r>
+      <w:proofErr w:type="gramStart"/>
+      <w:r>
+        <w:rPr>
+          <w:rFonts w:hint="eastAsia"/>
+        </w:rPr>
+        <w:t>刪或誤改相同</w:t>
+      </w:r>
+      <w:proofErr w:type="gramEnd"/>
+      <w:r>
+        <w:rPr>
+          <w:rFonts w:hint="eastAsia"/>
+        </w:rPr>
+        <w:t>郵遞區號但不同區域的資料</w:t>
       </w:r>
       <w:bookmarkEnd w:id="0"/>
     </w:p>
@@ -185,9 +199,6 @@
     <w:p>
       <w:pPr>
         <w:widowControl/>
-        <w:rPr>
-          <w:rFonts w:hint="eastAsia"/>
-        </w:rPr>
       </w:pPr>
       <w:r>
         <w:rPr>
@@ -205,11 +216,11 @@
     <w:p>
       <w:pPr>
         <w:widowControl/>
-        <w:rPr>
-          <w:rFonts w:hint="eastAsia"/>
-        </w:rPr>
-      </w:pPr>
-      <w:r>
+      </w:pPr>
+      <w:r>
+        <w:rPr>
+          <w:noProof/>
+        </w:rPr>
         <w:drawing>
           <wp:inline distT="0" distB="0" distL="0" distR="0" wp14:anchorId="15FC71B3" wp14:editId="488007D8">
             <wp:extent cx="1524213" cy="1419423"/>
@@ -235,6 +246,51 @@
                     <a:xfrm>
                       <a:off x="0" y="0"/>
                       <a:ext cx="1524213" cy="1419423"/>
+                    </a:xfrm>
+                    <a:prstGeom prst="rect">
+                      <a:avLst/>
+                    </a:prstGeom>
+                  </pic:spPr>
+                </pic:pic>
+              </a:graphicData>
+            </a:graphic>
+          </wp:inline>
+        </w:drawing>
+      </w:r>
+    </w:p>
+    <w:p>
+      <w:pPr>
+        <w:widowControl/>
+        <w:rPr>
+          <w:rFonts w:hint="eastAsia"/>
+        </w:rPr>
+      </w:pPr>
+      <w:r>
+        <w:drawing>
+          <wp:inline distT="0" distB="0" distL="0" distR="0" wp14:anchorId="065DD14A" wp14:editId="7D091082">
+            <wp:extent cx="5274310" cy="4244340"/>
+            <wp:effectExtent l="0" t="0" r="2540" b="3810"/>
+            <wp:docPr id="559346076" name="圖片 1" descr="一張含有 螢幕擷取畫面 的圖片&#10;&#10;AI 產生的內容可能不正確。"/>
+            <wp:cNvGraphicFramePr>
+              <a:graphicFrameLocks xmlns:a="http://schemas.openxmlformats.org/drawingml/2006/main" noChangeAspect="1"/>
+            </wp:cNvGraphicFramePr>
+            <a:graphic xmlns:a="http://schemas.openxmlformats.org/drawingml/2006/main">
+              <a:graphicData uri="http://schemas.openxmlformats.org/drawingml/2006/picture">
+                <pic:pic xmlns:pic="http://schemas.openxmlformats.org/drawingml/2006/picture">
+                  <pic:nvPicPr>
+                    <pic:cNvPr id="559346076" name="圖片 1" descr="一張含有 螢幕擷取畫面 的圖片&#10;&#10;AI 產生的內容可能不正確。"/>
+                    <pic:cNvPicPr/>
+                  </pic:nvPicPr>
+                  <pic:blipFill>
+                    <a:blip r:embed="rId6"/>
+                    <a:stretch>
+                      <a:fillRect/>
+                    </a:stretch>
+                  </pic:blipFill>
+                  <pic:spPr>
+                    <a:xfrm>
+                      <a:off x="0" y="0"/>
+                      <a:ext cx="5274310" cy="4244340"/>
                     </a:xfrm>
                     <a:prstGeom prst="rect">
                       <a:avLst/>

--- a/文件/最近警局的相關.docx
+++ b/文件/最近警局的相關.docx
@@ -165,21 +165,7 @@
         <w:rPr>
           <w:rFonts w:hint="eastAsia"/>
         </w:rPr>
-        <w:t>不可誤</w:t>
-      </w:r>
-      <w:proofErr w:type="gramStart"/>
-      <w:r>
-        <w:rPr>
-          <w:rFonts w:hint="eastAsia"/>
-        </w:rPr>
-        <w:t>刪或誤改相同</w:t>
-      </w:r>
-      <w:proofErr w:type="gramEnd"/>
-      <w:r>
-        <w:rPr>
-          <w:rFonts w:hint="eastAsia"/>
-        </w:rPr>
-        <w:t>郵遞區號但不同區域的資料</w:t>
+        <w:t>不可誤刪或誤改相同郵遞區號但不同區域的資料</w:t>
       </w:r>
       <w:bookmarkEnd w:id="0"/>
     </w:p>
@@ -261,11 +247,11 @@
     <w:p>
       <w:pPr>
         <w:widowControl/>
-        <w:rPr>
-          <w:rFonts w:hint="eastAsia"/>
-        </w:rPr>
-      </w:pPr>
-      <w:r>
+      </w:pPr>
+      <w:r>
+        <w:rPr>
+          <w:noProof/>
+        </w:rPr>
         <w:drawing>
           <wp:inline distT="0" distB="0" distL="0" distR="0" wp14:anchorId="065DD14A" wp14:editId="7D091082">
             <wp:extent cx="5274310" cy="4244340"/>
@@ -301,6 +287,116 @@
             </a:graphic>
           </wp:inline>
         </w:drawing>
+      </w:r>
+    </w:p>
+    <w:p>
+      <w:pPr>
+        <w:widowControl/>
+        <w:rPr>
+          <w:rFonts w:hint="eastAsia"/>
+        </w:rPr>
+      </w:pPr>
+      <w:r>
+        <w:rPr>
+          <w:rFonts w:hint="eastAsia"/>
+        </w:rPr>
+        <w:t>我選</w:t>
+      </w:r>
+      <w:r>
+        <w:rPr>
+          <w:rFonts w:hint="eastAsia"/>
+        </w:rPr>
+        <w:t>4</w:t>
+      </w:r>
+      <w:r>
+        <w:rPr>
+          <w:rFonts w:hint="eastAsia"/>
+        </w:rPr>
+        <w:t>！第三層顏色加深比較有層次感</w:t>
+      </w:r>
+      <w:r>
+        <w:br/>
+      </w:r>
+      <w:r>
+        <w:rPr>
+          <w:rFonts w:hint="eastAsia"/>
+        </w:rPr>
+        <w:t>沒有加深的話</w:t>
+      </w:r>
+      <w:r>
+        <w:rPr>
+          <w:rFonts w:hint="eastAsia"/>
+        </w:rPr>
+        <w:t>(</w:t>
+      </w:r>
+      <w:r>
+        <w:rPr>
+          <w:rFonts w:hint="eastAsia"/>
+        </w:rPr>
+        <w:t>第</w:t>
+      </w:r>
+      <w:r>
+        <w:rPr>
+          <w:rFonts w:hint="eastAsia"/>
+        </w:rPr>
+        <w:t>2</w:t>
+      </w:r>
+      <w:r>
+        <w:rPr>
+          <w:rFonts w:hint="eastAsia"/>
+        </w:rPr>
+        <w:t>個</w:t>
+      </w:r>
+      <w:r>
+        <w:rPr>
+          <w:rFonts w:hint="eastAsia"/>
+        </w:rPr>
+        <w:t>)</w:t>
+      </w:r>
+      <w:r>
+        <w:rPr>
+          <w:rFonts w:hint="eastAsia"/>
+        </w:rPr>
+        <w:t>的黃線就會有點突兀</w:t>
+      </w:r>
+      <w:r>
+        <w:br/>
+      </w:r>
+      <w:r>
+        <w:rPr>
+          <w:rFonts w:hint="eastAsia"/>
+        </w:rPr>
+        <w:t>然後線有弧度看起來比較自然</w:t>
+      </w:r>
+      <w:r>
+        <w:rPr>
+          <w:rFonts w:hint="eastAsia"/>
+        </w:rPr>
+        <w:t xml:space="preserve"> 3</w:t>
+      </w:r>
+      <w:r>
+        <w:rPr>
+          <w:rFonts w:hint="eastAsia"/>
+        </w:rPr>
+        <w:t>和</w:t>
+      </w:r>
+      <w:r>
+        <w:rPr>
+          <w:rFonts w:hint="eastAsia"/>
+        </w:rPr>
+        <w:t>4</w:t>
+      </w:r>
+      <w:r>
+        <w:rPr>
+          <w:rFonts w:hint="eastAsia"/>
+        </w:rPr>
+        <w:t>都可以但我會選</w:t>
+      </w:r>
+      <w:r>
+        <w:rPr>
+          <w:rFonts w:hint="eastAsia"/>
+        </w:rPr>
+        <w:t>4</w:t>
       </w:r>
     </w:p>
     <w:sectPr>
